--- a/vvdn/converters/dc-ac/README.docx
+++ b/vvdn/converters/dc-ac/README.docx
@@ -39,22 +39,7 @@
           <w:color w:val="282C34"/>
           <w:sz w:val="21"/>
         </w:rPr>
-        <w:t>. DC-to-AC inverters convert a DC rail voltage (from solar photovoltaic arrays, battery energy storage systems, fuel cells, or an industrial DC bus) into a stabilized, low-distortion alternating current (AC) voltage at standard grid or motor frequencies (</w:t>
-      </w:r>
-      <w:r>
-        <w:rPr>
-          <w:i/>
-          <w:color w:val="145AA0"/>
-          <w:sz w:val="21"/>
-        </w:rPr>
-        <w:t>50\,Hz, 60\,Hz, 400\,Hz</w:t>
-      </w:r>
-      <w:r>
-        <w:rPr>
-          <w:color w:val="282C34"/>
-          <w:sz w:val="21"/>
-        </w:rPr>
-        <w:t>, or variable frequency up to several kHz).</w:t>
+        <w:t>. DC-to-AC inverters convert a DC rail voltage (from solar photovoltaic arrays, battery energy storage systems, fuel cells, or an industrial DC bus) into a stabilized, low-distortion alternating current (AC) voltage at standard grid or motor frequencies (50 Hz, 60 Hz, 400 Hz, or variable frequency up to several kHz).</w:t>
       </w:r>
     </w:p>
     <w:p>
@@ -434,11 +419,10 @@
             </w:pPr>
             <w:r>
               <w:rPr>
-                <w:i/>
-                <w:color w:val="145AA0"/>
+                <w:color w:val="282C34"/>
                 <w:sz w:val="18"/>
               </w:rPr>
-              <w:t>V_{ac,fund = m_a \cdot V_{dc</w:t>
+              <w:t>V_ac,fund = m_a * V_dc</w:t>
             </w:r>
           </w:p>
         </w:tc>
@@ -459,18 +443,10 @@
             </w:pPr>
             <w:r>
               <w:rPr>
-                <w:i/>
-                <w:color w:val="145AA0"/>
-                <w:sz w:val="18"/>
-              </w:rPr>
-              <w:t>&lt; 3\%</w:t>
-            </w:r>
-            <w:r>
-              <w:rPr>
                 <w:color w:val="282C34"/>
                 <w:sz w:val="18"/>
               </w:rPr>
-              <w:t xml:space="preserve"> (IEEE 519 Compliant)</w:t>
+              <w:t>&lt; 3\% (IEEE 519 Compliant)</w:t>
             </w:r>
           </w:p>
         </w:tc>
@@ -612,22 +588,7 @@
                 <w:color w:val="282C34"/>
                 <w:sz w:val="18"/>
               </w:rPr>
-              <w:t xml:space="preserve"> (</w:t>
-            </w:r>
-            <w:r>
-              <w:rPr>
-                <w:i/>
-                <w:color w:val="145AA0"/>
-                <w:sz w:val="18"/>
-              </w:rPr>
-              <w:t>V_{line,rms = 0.707 \cdot V_{dc</w:t>
-            </w:r>
-            <w:r>
-              <w:rPr>
-                <w:color w:val="282C34"/>
-                <w:sz w:val="18"/>
-              </w:rPr>
-              <w:t>)</w:t>
+              <w:t xml:space="preserve"> (V_line,rms = 0.707 * V_dc)</w:t>
             </w:r>
           </w:p>
         </w:tc>
@@ -649,8 +610,7 @@
             </w:pPr>
             <w:r>
               <w:rPr>
-                <w:i/>
-                <w:color w:val="145AA0"/>
+                <w:color w:val="282C34"/>
                 <w:sz w:val="18"/>
               </w:rPr>
               <w:t>&lt; 2\%</w:t>
@@ -765,7 +725,7 @@
           <w:color w:val="282C34"/>
           <w:sz w:val="21"/>
         </w:rPr>
-        <w:t>Covers: Half-bridge vs. Full-bridge H-bridge, square wave, quasi-square wave (modified sine), bipolar vs. unipolar Sinusoidal Pulse-Width Modulation (SPWM), switching frequency harmonic spectrum ($f_s$ vs. $2f_s$), LC low-pass filter design, and dead-time distortion.</w:t>
+        <w:t>Covers: Half-bridge vs. Full-bridge H-bridge, square wave, quasi-square wave (modified sine), bipolar vs. unipolar Sinusoidal Pulse-Width Modulation (SPWM), switching frequency harmonic spectrum (f_s vs. 2f_s), LC low-pass filter design, and dead-time distortion.</w:t>
       </w:r>
     </w:p>
     <w:p>
@@ -815,7 +775,7 @@
           <w:color w:val="282C34"/>
           <w:sz w:val="21"/>
         </w:rPr>
-        <w:t>Covers: 6-switch two-level VSI, 180° and 120° six-step conduction, Third-Harmonic Injection PWM (THIPWM), and a complete mathematical deep dive into Space Vector PWM (SVPWM): the 8 switching states, $\alpha-\beta$ Clarke transform, rotating voltage space vector $\vec{V}_{ref}$, sector identification, dwell-time equations ($T_1, T_2, T_0$), symmetric 7-segment switching patterns, and DC-bus voltage maximization.</w:t>
+        <w:t>Covers: 6-switch two-level VSI, 180° and 120° six-step conduction, Third-Harmonic Injection PWM (THIPWM), and a complete mathematical deep dive into Space Vector PWM (SVPWM): the 8 switching states, α-β Clarke transform, rotating voltage space vector vec{V}_ref, sector identification, dwell-time equations (T_1, T_2, T_0), symmetric 7-segment switching patterns, and DC-bus voltage maximization.</w:t>
       </w:r>
     </w:p>
     <w:sectPr>
